--- a/Unit 10 - Lighting/3- Configure the Directional Light and Skybox.docx
+++ b/Unit 10 - Lighting/3- Configure the Directional Light and Skybox.docx
@@ -394,6 +394,9 @@
     </w:p>
     <w:p>
       <w:r>
+        <w:rPr>
+          <w:noProof/>
+        </w:rPr>
         <w:lastRenderedPageBreak/>
         <w:drawing>
           <wp:inline distT="0" distB="0" distL="0" distR="0" wp14:anchorId="1A85D23E" wp14:editId="7D3522C1">
@@ -574,6 +577,9 @@
     </w:p>
     <w:p>
       <w:r>
+        <w:rPr>
+          <w:noProof/>
+        </w:rPr>
         <w:lastRenderedPageBreak/>
         <w:drawing>
           <wp:inline distT="0" distB="0" distL="0" distR="0" wp14:anchorId="1ADF6227" wp14:editId="779BB06F">
@@ -671,6 +677,9 @@
     </w:p>
     <w:p>
       <w:r>
+        <w:rPr>
+          <w:noProof/>
+        </w:rPr>
         <w:drawing>
           <wp:inline distT="0" distB="0" distL="0" distR="0" wp14:anchorId="06C52C8A" wp14:editId="46FE0341">
             <wp:extent cx="5943600" cy="3246120"/>
@@ -805,11 +814,6 @@
     </w:p>
     <w:p>
       <w:r>
-        <w:t>Play Video</w:t>
-      </w:r>
-    </w:p>
-    <w:p>
-      <w:r>
         <w:rPr>
           <w:b/>
           <w:bCs/>
@@ -880,23 +884,7 @@
     </w:p>
     <w:p>
       <w:r>
-        <w:rPr>
-          <w:b/>
-          <w:bCs/>
-        </w:rPr>
-        <w:t>Q&amp;A (0)</w:t>
-      </w:r>
-    </w:p>
-    <w:p>
-      <w:r>
-        <w:t xml:space="preserve">There are some more advanced uses of Directional Lights that are beyond the scope of this introductory learning experience. You may find it helpful to be aware of these situations and their complexity, particularly if you are interested in developing your lighting skills beyond </w:t>
-      </w:r>
-      <w:r>
-        <w:rPr>
-          <w:b/>
-          <w:bCs/>
-        </w:rPr>
-        <w:t>Creative Core: Lighting</w:t>
+        <w:t>There are some more advanced uses of Directional Lights that are beyond the scope of this introductory learning experience. You may find it helpful to be aware of these situations and their complexity, particularly if you are interested in developing your lighting skills</w:t>
       </w:r>
       <w:r>
         <w:t>.</w:t>
@@ -943,11 +931,6 @@
       </w:r>
     </w:p>
     <w:p>
-      <w:r>
-        <w:t>Mark step complete</w:t>
-      </w:r>
-    </w:p>
-    <w:p>
       <w:pPr>
         <w:rPr>
           <w:b/>
@@ -964,21 +947,11 @@
     </w:p>
     <w:p>
       <w:r>
-        <w:rPr>
-          <w:b/>
-          <w:bCs/>
-        </w:rPr>
-        <w:t>Q&amp;A (0)</w:t>
-      </w:r>
-    </w:p>
-    <w:p>
-      <w:r>
         <w:t>Now that you’ve gone through the basics of the Directional Light, it’s time to focus on the sky.</w:t>
       </w:r>
     </w:p>
     <w:p>
       <w:r>
-        <w:lastRenderedPageBreak/>
         <w:t xml:space="preserve">Sky backgrounds in Unity are created using a special type of material called a </w:t>
       </w:r>
       <w:r>
@@ -1005,6 +978,7 @@
         </w:numPr>
       </w:pPr>
       <w:r>
+        <w:lastRenderedPageBreak/>
         <w:t>Landscape features — consider a cinematic set with a distant alpine mountain backdrop</w:t>
       </w:r>
     </w:p>
@@ -1026,6 +1000,9 @@
     </w:p>
     <w:p>
       <w:r>
+        <w:rPr>
+          <w:noProof/>
+        </w:rPr>
         <w:drawing>
           <wp:inline distT="0" distB="0" distL="0" distR="0" wp14:anchorId="554A70B7" wp14:editId="6C464915">
             <wp:extent cx="5943600" cy="3048635"/>
@@ -1123,11 +1100,6 @@
       </w:r>
     </w:p>
     <w:p>
-      <w:r>
-        <w:t>Mark step complete</w:t>
-      </w:r>
-    </w:p>
-    <w:p>
       <w:pPr>
         <w:rPr>
           <w:b/>
@@ -1144,15 +1116,6 @@
     </w:p>
     <w:p>
       <w:r>
-        <w:rPr>
-          <w:b/>
-          <w:bCs/>
-        </w:rPr>
-        <w:t>Q&amp;A (0)</w:t>
-      </w:r>
-    </w:p>
-    <w:p>
-      <w:r>
         <w:t>Next, switch the default skybox for a custom procedural skybox:</w:t>
       </w:r>
     </w:p>
@@ -1162,7 +1125,6 @@
           <w:b/>
           <w:bCs/>
         </w:rPr>
-        <w:lastRenderedPageBreak/>
         <w:t xml:space="preserve">1. </w:t>
       </w:r>
       <w:r>
@@ -1275,6 +1237,9 @@
     </w:p>
     <w:p>
       <w:r>
+        <w:rPr>
+          <w:noProof/>
+        </w:rPr>
         <w:drawing>
           <wp:inline distT="0" distB="0" distL="0" distR="0" wp14:anchorId="23D2FA5E" wp14:editId="5F4A5E52">
             <wp:extent cx="5943600" cy="1072515"/>
@@ -1327,20 +1292,8 @@
     </w:p>
     <w:p>
       <w:r>
-        <w:t xml:space="preserve">Like other shaders you've seen if you completed </w:t>
-      </w:r>
-      <w:hyperlink r:id="rId15" w:tgtFrame="_self" w:history="1">
-        <w:r>
-          <w:rPr>
-            <w:rStyle w:val="Hyperlink"/>
-            <w:b/>
-            <w:bCs/>
-          </w:rPr>
-          <w:t>Creative Core: Shaders and Materials</w:t>
-        </w:r>
-      </w:hyperlink>
-      <w:r>
-        <w:t>, this shader has a certain set of properties that you can configure using a material.</w:t>
+        <w:lastRenderedPageBreak/>
+        <w:t>Like other shaders you've seen, this shader has a certain set of properties that you can configure using a material.</w:t>
       </w:r>
     </w:p>
     <w:p>
@@ -1352,16 +1305,48 @@
         <w:t>4.</w:t>
       </w:r>
       <w:r>
-        <w:t xml:space="preserve"> Before you configure your skybox, it’s helpful to render it in the scene so you can see the impact of your changes. Go to where you have </w:t>
-      </w:r>
-      <w:hyperlink r:id="rId16" w:anchor="670fec6cedbc2a005b5b67a5" w:tgtFrame="_self" w:history="1">
-        <w:r>
-          <w:rPr>
-            <w:rStyle w:val="Hyperlink"/>
-          </w:rPr>
-          <w:t xml:space="preserve">docked the Lighting window </w:t>
-        </w:r>
-      </w:hyperlink>
+        <w:t xml:space="preserve"> Before you configure your skybox, it’s helpful to render it in the scene so you can see the impact of your changes.</w:t>
+      </w:r>
+      <w:r>
+        <w:t xml:space="preserve"> </w:t>
+      </w:r>
+      <w:r>
+        <w:t xml:space="preserve">In the top menu, go to </w:t>
+      </w:r>
+      <w:r>
+        <w:rPr>
+          <w:b/>
+          <w:bCs/>
+        </w:rPr>
+        <w:t>Window</w:t>
+      </w:r>
+      <w:r>
+        <w:t xml:space="preserve"> &gt; </w:t>
+      </w:r>
+      <w:r>
+        <w:rPr>
+          <w:b/>
+          <w:bCs/>
+        </w:rPr>
+        <w:t>Rendering</w:t>
+      </w:r>
+      <w:r>
+        <w:t xml:space="preserve"> &gt; </w:t>
+      </w:r>
+      <w:r>
+        <w:rPr>
+          <w:b/>
+          <w:bCs/>
+        </w:rPr>
+        <w:t>Lighting</w:t>
+      </w:r>
+      <w:r>
+        <w:rPr>
+          <w:b/>
+          <w:bCs/>
+        </w:rPr>
+        <w:t xml:space="preserve"> </w:t>
+      </w:r>
       <w:r>
         <w:t xml:space="preserve">and select the </w:t>
       </w:r>
@@ -1403,11 +1388,6 @@
           <w:bCs/>
         </w:rPr>
         <w:t>.</w:t>
-      </w:r>
-    </w:p>
-    <w:p>
-      <w:r>
-        <w:t>Play Video</w:t>
       </w:r>
     </w:p>
     <w:p>
@@ -1546,11 +1526,6 @@
       </w:r>
     </w:p>
     <w:p>
-      <w:r>
-        <w:t>Mark step complete</w:t>
-      </w:r>
-    </w:p>
-    <w:p>
       <w:pPr>
         <w:rPr>
           <w:b/>
@@ -1567,26 +1542,20 @@
     </w:p>
     <w:p>
       <w:r>
-        <w:rPr>
-          <w:b/>
-          <w:bCs/>
-        </w:rPr>
-        <w:t>Q&amp;A (0)</w:t>
-      </w:r>
-    </w:p>
-    <w:p>
-      <w:r>
+        <w:t>Now you’re ready to apply what you’ve learned as you begin to configure this scene for a late-night look. Take this opportunity to experiment with the different atmospheres you can achieve just by configuring your custom procedural skybox material and the Directional Light — relatively small changes can sometimes make things feel drastically different!</w:t>
+      </w:r>
+    </w:p>
+    <w:p>
+      <w:r>
+        <w:t>Take a look at the example below:</w:t>
+      </w:r>
+    </w:p>
+    <w:p>
+      <w:r>
+        <w:rPr>
+          <w:noProof/>
+        </w:rPr>
         <w:lastRenderedPageBreak/>
-        <w:t>Now you’re ready to apply what you’ve learned as you begin to configure this scene for a late-night look. Take this opportunity to experiment with the different atmospheres you can achieve just by configuring your custom procedural skybox material and the Directional Light — relatively small changes can sometimes make things feel drastically different!</w:t>
-      </w:r>
-    </w:p>
-    <w:p>
-      <w:r>
-        <w:t>Take a look at the example below:</w:t>
-      </w:r>
-    </w:p>
-    <w:p>
-      <w:r>
         <w:drawing>
           <wp:inline distT="0" distB="0" distL="0" distR="0" wp14:anchorId="6FDBB27A" wp14:editId="509481D9">
             <wp:extent cx="5943600" cy="2783205"/>
@@ -1605,7 +1574,7 @@
                     </pic:cNvPicPr>
                   </pic:nvPicPr>
                   <pic:blipFill>
-                    <a:blip r:embed="rId17" cstate="print">
+                    <a:blip r:embed="rId15" cstate="print">
                       <a:extLst>
                         <a:ext uri="{28A0092B-C50C-407E-A947-70E740481C1C}">
                           <a14:useLocalDpi xmlns:a14="http://schemas.microsoft.com/office/drawing/2010/main" val="0"/>
@@ -1661,8 +1630,11 @@
     </w:p>
     <w:p>
       <w:r>
+        <w:rPr>
+          <w:noProof/>
+        </w:rPr>
         <w:drawing>
-          <wp:inline distT="0" distB="0" distL="0" distR="0" wp14:anchorId="5A5AD35A" wp14:editId="35CE90C4">
+          <wp:inline distT="0" distB="0" distL="0" distR="0" wp14:anchorId="5A5AD35A" wp14:editId="2382E5B2">
             <wp:extent cx="5943600" cy="2780030"/>
             <wp:effectExtent l="0" t="0" r="0" b="1270"/>
             <wp:docPr id="512298345" name="Picture 8"/>
@@ -1679,7 +1651,7 @@
                     </pic:cNvPicPr>
                   </pic:nvPicPr>
                   <pic:blipFill>
-                    <a:blip r:embed="rId18" cstate="print">
+                    <a:blip r:embed="rId16" cstate="print">
                       <a:extLst>
                         <a:ext uri="{28A0092B-C50C-407E-A947-70E740481C1C}">
                           <a14:useLocalDpi xmlns:a14="http://schemas.microsoft.com/office/drawing/2010/main" val="0"/>
@@ -1713,7 +1685,6 @@
     </w:p>
     <w:p>
       <w:r>
-        <w:lastRenderedPageBreak/>
         <w:t>That’s a lot better! As you work on your own, remember to save your changes regularly.</w:t>
       </w:r>
     </w:p>
@@ -1734,6 +1705,7 @@
         </w:numPr>
       </w:pPr>
       <w:r>
+        <w:lastRenderedPageBreak/>
         <w:t xml:space="preserve">The skybox changes can be much more dramatic, but don’t forget to adjust your Directional Light configuration too. Small changes to the </w:t>
       </w:r>
       <w:r>
@@ -1759,11 +1731,6 @@
       </w:r>
     </w:p>
     <w:p>
-      <w:r>
-        <w:t>Mark step complete</w:t>
-      </w:r>
-    </w:p>
-    <w:p>
       <w:pPr>
         <w:rPr>
           <w:b/>
@@ -1776,15 +1743,6 @@
           <w:bCs/>
         </w:rPr>
         <w:t>9. Next steps</w:t>
-      </w:r>
-    </w:p>
-    <w:p>
-      <w:r>
-        <w:rPr>
-          <w:b/>
-          <w:bCs/>
-        </w:rPr>
-        <w:t>Q&amp;A (0)</w:t>
       </w:r>
     </w:p>
     <w:p>
@@ -3963,6 +3921,18 @@
       <w:shd w:val="clear" w:color="auto" w:fill="E1DFDD"/>
     </w:rPr>
   </w:style>
+  <w:style w:type="character" w:styleId="FollowedHyperlink">
+    <w:name w:val="FollowedHyperlink"/>
+    <w:basedOn w:val="DefaultParagraphFont"/>
+    <w:uiPriority w:val="99"/>
+    <w:semiHidden/>
+    <w:unhideWhenUsed/>
+    <w:rsid w:val="00EB36F2"/>
+    <w:rPr>
+      <w:color w:val="96607D" w:themeColor="followedHyperlink"/>
+      <w:u w:val="single"/>
+    </w:rPr>
+  </w:style>
 </w:styles>
 </file>
 
